--- a/Templates/Template Report Inputs Form.docx
+++ b/Templates/Template Report Inputs Form.docx
@@ -1,6 +1,6 @@
 
 <file path=word/document.xml><?xml version="1.0" encoding="utf-8"?>
-<w:document xmlns:wpc="http://schemas.microsoft.com/office/word/2010/wordprocessingCanvas" xmlns:cx="http://schemas.microsoft.com/office/drawing/2014/chartex" xmlns:cx1="http://schemas.microsoft.com/office/drawing/2015/9/8/chartex" xmlns:cx2="http://schemas.microsoft.com/office/drawing/2015/10/21/chartex" xmlns:cx3="http://schemas.microsoft.com/office/drawing/2016/5/9/chartex" xmlns:cx4="http://schemas.microsoft.com/office/drawing/2016/5/10/chartex" xmlns:cx5="http://schemas.microsoft.com/office/drawing/2016/5/11/chartex" xmlns:cx6="http://schemas.microsoft.com/office/drawing/2016/5/12/chartex" xmlns:cx7="http://schemas.microsoft.com/office/drawing/2016/5/13/chartex" xmlns:cx8="http://schemas.microsoft.com/office/drawing/2016/5/14/chartex" xmlns:mc="http://schemas.openxmlformats.org/markup-compatibility/2006" xmlns:aink="http://schemas.microsoft.com/office/drawing/2016/ink" xmlns:am3d="http://schemas.microsoft.com/office/drawing/2017/model3d" xmlns:o="urn:schemas-microsoft-com:office:office" xmlns:oel="http://schemas.microsoft.com/office/2019/extlst" xmlns:r="http://schemas.openxmlformats.org/officeDocument/2006/relationships" xmlns:m="http://schemas.openxmlformats.org/officeDocument/2006/math" xmlns:v="urn:schemas-microsoft-com:vml" xmlns:wp14="http://schemas.microsoft.com/office/word/2010/wordprocessingDrawing" xmlns:wp="http://schemas.openxmlformats.org/drawingml/2006/wordprocessingDrawing" xmlns:w10="urn:schemas-microsoft-com:office:word" xmlns:w="http://schemas.openxmlformats.org/wordprocessingml/2006/main" xmlns:w14="http://schemas.microsoft.com/office/word/2010/wordml" xmlns:w15="http://schemas.microsoft.com/office/word/2012/wordml" xmlns:w16cex="http://schemas.microsoft.com/office/word/2018/wordml/cex" xmlns:w16cid="http://schemas.microsoft.com/office/word/2016/wordml/cid" xmlns:w16="http://schemas.microsoft.com/office/word/2018/wordml" xmlns:w16du="http://schemas.microsoft.com/office/word/2023/wordml/word16du" xmlns:w16sdtdh="http://schemas.microsoft.com/office/word/2020/wordml/sdtdatahash" xmlns:w16se="http://schemas.microsoft.com/office/word/2015/wordml/symex" xmlns:wpg="http://schemas.microsoft.com/office/word/2010/wordprocessingGroup" xmlns:wpi="http://schemas.microsoft.com/office/word/2010/wordprocessingInk" xmlns:wne="http://schemas.microsoft.com/office/word/2006/wordml" xmlns:wps="http://schemas.microsoft.com/office/word/2010/wordprocessingShape" mc:Ignorable="w14 w15 w16se w16cid w16 w16cex w16sdtdh w16du wp14">
+<w:document xmlns:wpc="http://schemas.microsoft.com/office/word/2010/wordprocessingCanvas" xmlns:cx="http://schemas.microsoft.com/office/drawing/2014/chartex" xmlns:cx1="http://schemas.microsoft.com/office/drawing/2015/9/8/chartex" xmlns:cx2="http://schemas.microsoft.com/office/drawing/2015/10/21/chartex" xmlns:cx3="http://schemas.microsoft.com/office/drawing/2016/5/9/chartex" xmlns:cx4="http://schemas.microsoft.com/office/drawing/2016/5/10/chartex" xmlns:cx5="http://schemas.microsoft.com/office/drawing/2016/5/11/chartex" xmlns:cx6="http://schemas.microsoft.com/office/drawing/2016/5/12/chartex" xmlns:cx7="http://schemas.microsoft.com/office/drawing/2016/5/13/chartex" xmlns:cx8="http://schemas.microsoft.com/office/drawing/2016/5/14/chartex" xmlns:mc="http://schemas.openxmlformats.org/markup-compatibility/2006" xmlns:aink="http://schemas.microsoft.com/office/drawing/2016/ink" xmlns:am3d="http://schemas.microsoft.com/office/drawing/2017/model3d" xmlns:o="urn:schemas-microsoft-com:office:office" xmlns:oel="http://schemas.microsoft.com/office/2019/extlst" xmlns:r="http://schemas.openxmlformats.org/officeDocument/2006/relationships" xmlns:m="http://schemas.openxmlformats.org/officeDocument/2006/math" xmlns:v="urn:schemas-microsoft-com:vml" xmlns:wp14="http://schemas.microsoft.com/office/word/2010/wordprocessingDrawing" xmlns:wp="http://schemas.openxmlformats.org/drawingml/2006/wordprocessingDrawing" xmlns:w10="urn:schemas-microsoft-com:office:word" xmlns:w="http://schemas.openxmlformats.org/wordprocessingml/2006/main" xmlns:w14="http://schemas.microsoft.com/office/word/2010/wordml" xmlns:w15="http://schemas.microsoft.com/office/word/2012/wordml" xmlns:w16cex="http://schemas.microsoft.com/office/word/2018/wordml/cex" xmlns:w16cid="http://schemas.microsoft.com/office/word/2016/wordml/cid" xmlns:w16="http://schemas.microsoft.com/office/word/2018/wordml" xmlns:w16du="http://schemas.microsoft.com/office/word/2023/wordml/word16du" xmlns:w16sdtdh="http://schemas.microsoft.com/office/word/2020/wordml/sdtdatahash" xmlns:w16sdtfl="http://schemas.microsoft.com/office/word/2024/wordml/sdtformatlock" xmlns:w16se="http://schemas.microsoft.com/office/word/2015/wordml/symex" xmlns:wpg="http://schemas.microsoft.com/office/word/2010/wordprocessingGroup" xmlns:wpi="http://schemas.microsoft.com/office/word/2010/wordprocessingInk" xmlns:wne="http://schemas.microsoft.com/office/word/2006/wordml" xmlns:wps="http://schemas.microsoft.com/office/word/2010/wordprocessingShape" mc:Ignorable="w14 w15 w16se w16cid w16 w16cex w16sdtdh w16sdtfl w16du wp14">
   <w:body>
     <w:tbl>
       <w:tblPr>
@@ -64,7 +64,7 @@
                 <w:sz w:val="22"/>
                 <w:szCs w:val="22"/>
               </w:rPr>
-              <w:t>Pedro Automation</w:t>
+              <w:t>Customer Name</w:t>
             </w:r>
           </w:p>
         </w:tc>
@@ -110,7 +110,7 @@
                 <w:sz w:val="22"/>
                 <w:szCs w:val="22"/>
               </w:rPr>
-              <w:t>Subject 69</w:t>
+              <w:t>Subject</w:t>
             </w:r>
           </w:p>
         </w:tc>
@@ -162,7 +162,7 @@
                 <w:sz w:val="22"/>
                 <w:szCs w:val="22"/>
               </w:rPr>
-              <w:t>Beverly Hills</w:t>
+              <w:t>Customer Address</w:t>
             </w:r>
           </w:p>
         </w:tc>
@@ -208,7 +208,7 @@
                 <w:sz w:val="22"/>
                 <w:szCs w:val="22"/>
               </w:rPr>
-              <w:t>From some person</w:t>
+              <w:t>John Doe</w:t>
             </w:r>
           </w:p>
         </w:tc>
@@ -260,7 +260,14 @@
                 <w:sz w:val="22"/>
                 <w:szCs w:val="22"/>
               </w:rPr>
-              <w:t>me@gmail.com</w:t>
+              <w:t>customer</w:t>
+            </w:r>
+            <w:r>
+              <w:rPr>
+                <w:sz w:val="22"/>
+                <w:szCs w:val="22"/>
+              </w:rPr>
+              <w:t>@gmail.com</w:t>
             </w:r>
           </w:p>
         </w:tc>
@@ -308,7 +315,7 @@
                 <w:sz w:val="22"/>
                 <w:szCs w:val="22"/>
               </w:rPr>
-              <w:t>Another company</w:t>
+              <w:t>Maverick Applied Science, Inc.</w:t>
             </w:r>
           </w:p>
         </w:tc>
@@ -362,7 +369,7 @@
                 <w:sz w:val="22"/>
                 <w:szCs w:val="22"/>
               </w:rPr>
-              <w:t>My house</w:t>
+              <w:t>Inspection Site</w:t>
             </w:r>
           </w:p>
         </w:tc>
@@ -415,7 +422,7 @@
                 <w:sz w:val="22"/>
                 <w:szCs w:val="22"/>
               </w:rPr>
-              <w:t>6969696</w:t>
+              <w:t xml:space="preserve"> 222-222-2222</w:t>
             </w:r>
           </w:p>
           <w:p>
@@ -438,14 +445,14 @@
                 <w:sz w:val="22"/>
                 <w:szCs w:val="22"/>
               </w:rPr>
-              <w:t>www</w:t>
-            </w:r>
-            <w:r>
-              <w:rPr>
-                <w:sz w:val="22"/>
-                <w:szCs w:val="22"/>
-              </w:rPr>
-              <w:t>6969</w:t>
+              <w:t xml:space="preserve"> </w:t>
+            </w:r>
+            <w:r>
+              <w:rPr>
+                <w:sz w:val="22"/>
+                <w:szCs w:val="22"/>
+              </w:rPr>
+              <w:t>contact</w:t>
             </w:r>
             <w:r>
               <w:rPr>
@@ -504,7 +511,7 @@
                 <w:sz w:val="22"/>
                 <w:szCs w:val="22"/>
               </w:rPr>
-              <w:t>69696</w:t>
+              <w:t>12345</w:t>
             </w:r>
           </w:p>
         </w:tc>
@@ -549,21 +556,21 @@
                 <w:sz w:val="22"/>
                 <w:szCs w:val="22"/>
               </w:rPr>
-              <w:t>20243121</w:t>
-            </w:r>
-            <w:r>
-              <w:rPr>
-                <w:sz w:val="22"/>
-                <w:szCs w:val="22"/>
-              </w:rPr>
-              <w:t>69</w:t>
-            </w:r>
-            <w:r>
-              <w:rPr>
-                <w:sz w:val="22"/>
-                <w:szCs w:val="22"/>
-              </w:rPr>
-              <w:t>-1</w:t>
+              <w:t>202</w:t>
+            </w:r>
+            <w:r>
+              <w:rPr>
+                <w:sz w:val="22"/>
+                <w:szCs w:val="22"/>
+              </w:rPr>
+              <w:t>5</w:t>
+            </w:r>
+            <w:r>
+              <w:rPr>
+                <w:sz w:val="22"/>
+                <w:szCs w:val="22"/>
+              </w:rPr>
+              <w:t>1234</w:t>
             </w:r>
           </w:p>
         </w:tc>
@@ -615,7 +622,7 @@
                 <w:sz w:val="22"/>
                 <w:szCs w:val="22"/>
               </w:rPr>
-              <w:t>Customer CCs 69</w:t>
+              <w:t>Customer CCs</w:t>
             </w:r>
           </w:p>
         </w:tc>
@@ -661,7 +668,7 @@
                 <w:sz w:val="22"/>
                 <w:szCs w:val="22"/>
               </w:rPr>
-              <w:t>The head huncho</w:t>
+              <w:t>Maverick CCs</w:t>
             </w:r>
           </w:p>
         </w:tc>
@@ -726,7 +733,14 @@
                 <w:sz w:val="22"/>
                 <w:szCs w:val="22"/>
               </w:rPr>
-              <w:t>/2024</w:t>
+              <w:t>/202</w:t>
+            </w:r>
+            <w:r>
+              <w:rPr>
+                <w:sz w:val="22"/>
+                <w:szCs w:val="22"/>
+              </w:rPr>
+              <w:t>5</w:t>
             </w:r>
           </w:p>
         </w:tc>
@@ -792,7 +806,14 @@
                 <w:sz w:val="22"/>
                 <w:szCs w:val="22"/>
               </w:rPr>
-              <w:t>/2024</w:t>
+              <w:t>/202</w:t>
+            </w:r>
+            <w:r>
+              <w:rPr>
+                <w:sz w:val="22"/>
+                <w:szCs w:val="22"/>
+              </w:rPr>
+              <w:t>5</w:t>
             </w:r>
           </w:p>
         </w:tc>
@@ -845,14 +866,28 @@
                 <w:sz w:val="22"/>
                 <w:szCs w:val="22"/>
               </w:rPr>
-              <w:t xml:space="preserve">We met the people in the </w:t>
-            </w:r>
-            <w:r>
-              <w:rPr>
-                <w:sz w:val="22"/>
-                <w:szCs w:val="22"/>
-              </w:rPr>
-              <w:t>plant and it was awful</w:t>
+              <w:t xml:space="preserve">We met </w:t>
+            </w:r>
+            <w:r>
+              <w:rPr>
+                <w:sz w:val="22"/>
+                <w:szCs w:val="22"/>
+              </w:rPr>
+              <w:t>people</w:t>
+            </w:r>
+            <w:r>
+              <w:rPr>
+                <w:sz w:val="22"/>
+                <w:szCs w:val="22"/>
+              </w:rPr>
+              <w:t xml:space="preserve"> in the plant</w:t>
+            </w:r>
+            <w:r>
+              <w:rPr>
+                <w:sz w:val="22"/>
+                <w:szCs w:val="22"/>
+              </w:rPr>
+              <w:t>.</w:t>
             </w:r>
           </w:p>
         </w:tc>
@@ -905,7 +940,14 @@
                 <w:sz w:val="22"/>
                 <w:szCs w:val="22"/>
               </w:rPr>
-              <w:t>The entrance meeting showed us around and followed us like puppies</w:t>
+              <w:t>The</w:t>
+            </w:r>
+            <w:r>
+              <w:rPr>
+                <w:sz w:val="22"/>
+                <w:szCs w:val="22"/>
+              </w:rPr>
+              <w:t>y showed us around.</w:t>
             </w:r>
           </w:p>
         </w:tc>
@@ -1233,7 +1275,7 @@
                 <w:sz w:val="22"/>
                 <w:szCs w:val="22"/>
               </w:rPr>
-              <w:t>This is my fucking conclusion</w:t>
+              <w:t>This is my conclusion</w:t>
             </w:r>
             <w:r>
               <w:rPr>
@@ -1380,7 +1422,6 @@
               <w:bottom w:val="single" w:sz="6" w:space="0" w:color="auto"/>
               <w:right w:val="single" w:sz="6" w:space="0" w:color="auto"/>
             </w:tcBorders>
-            <w:shd w:val="clear" w:color="auto" w:fill="auto"/>
           </w:tcPr>
           <w:p>
             <w:pPr>
@@ -1397,7 +1438,7 @@
                 <w:sz w:val="22"/>
                 <w:szCs w:val="22"/>
               </w:rPr>
-              <w:t xml:space="preserve">Figure shows </w:t>
+              <w:t>b</w:t>
             </w:r>
             <w:r>
               <w:rPr>
@@ -1406,7 +1447,7 @@
                 <w:sz w:val="22"/>
                 <w:szCs w:val="22"/>
               </w:rPr>
-              <w:t>big tank with steel supports in the foreground.</w:t>
+              <w:t>ig tank with steel supports in the foreground.</w:t>
             </w:r>
           </w:p>
         </w:tc>
@@ -1434,7 +1475,15 @@
                 <w:sz w:val="22"/>
                 <w:szCs w:val="22"/>
               </w:rPr>
-              <w:t>Up-close image of outside of tank or large pipe.</w:t>
+              <w:t>u</w:t>
+            </w:r>
+            <w:r>
+              <w:rPr>
+                <w:rFonts w:ascii="Calibri" w:hAnsi="Calibri" w:cs="Calibri"/>
+                <w:sz w:val="22"/>
+                <w:szCs w:val="22"/>
+              </w:rPr>
+              <w:t>p-close image of outside of tank or large pipe.</w:t>
             </w:r>
           </w:p>
         </w:tc>
@@ -1526,23 +1575,22 @@
               <w:bottom w:val="single" w:sz="18" w:space="0" w:color="auto"/>
               <w:right w:val="single" w:sz="6" w:space="0" w:color="auto"/>
             </w:tcBorders>
-            <w:shd w:val="clear" w:color="auto" w:fill="auto"/>
-          </w:tcPr>
-          <w:p>
-            <w:pPr>
-              <w:rPr>
-                <w:rFonts w:ascii="Calibri" w:hAnsi="Calibri" w:cs="Calibri"/>
-                <w:sz w:val="22"/>
-                <w:szCs w:val="22"/>
-              </w:rPr>
-            </w:pPr>
-            <w:r>
-              <w:rPr>
-                <w:rFonts w:ascii="Calibri" w:hAnsi="Calibri" w:cs="Calibri"/>
-                <w:sz w:val="22"/>
-                <w:szCs w:val="22"/>
-              </w:rPr>
-              <w:t>U</w:t>
+          </w:tcPr>
+          <w:p>
+            <w:pPr>
+              <w:rPr>
+                <w:rFonts w:ascii="Calibri" w:hAnsi="Calibri" w:cs="Calibri"/>
+                <w:sz w:val="22"/>
+                <w:szCs w:val="22"/>
+              </w:rPr>
+            </w:pPr>
+            <w:r>
+              <w:rPr>
+                <w:rFonts w:ascii="Calibri" w:hAnsi="Calibri" w:cs="Calibri"/>
+                <w:sz w:val="22"/>
+                <w:szCs w:val="22"/>
+              </w:rPr>
+              <w:t>u</w:t>
             </w:r>
             <w:r>
               <w:rPr>
@@ -1578,7 +1626,15 @@
                 <w:sz w:val="22"/>
                 <w:szCs w:val="22"/>
               </w:rPr>
-              <w:t>Connection with unknown material.</w:t>
+              <w:t>c</w:t>
+            </w:r>
+            <w:r>
+              <w:rPr>
+                <w:rFonts w:ascii="Calibri" w:hAnsi="Calibri" w:cs="Calibri"/>
+                <w:sz w:val="22"/>
+                <w:szCs w:val="22"/>
+              </w:rPr>
+              <w:t>onnection with unknown material.</w:t>
             </w:r>
           </w:p>
         </w:tc>
@@ -1669,23 +1725,30 @@
               <w:bottom w:val="single" w:sz="6" w:space="0" w:color="auto"/>
               <w:right w:val="single" w:sz="6" w:space="0" w:color="auto"/>
             </w:tcBorders>
-            <w:shd w:val="clear" w:color="auto" w:fill="auto"/>
-          </w:tcPr>
-          <w:p>
-            <w:pPr>
-              <w:rPr>
-                <w:rFonts w:ascii="Calibri" w:hAnsi="Calibri" w:cs="Calibri"/>
-                <w:sz w:val="22"/>
-                <w:szCs w:val="22"/>
-              </w:rPr>
-            </w:pPr>
-            <w:r>
-              <w:rPr>
-                <w:rFonts w:ascii="Calibri" w:hAnsi="Calibri" w:cs="Calibri"/>
-                <w:sz w:val="22"/>
-                <w:szCs w:val="22"/>
-              </w:rPr>
-              <w:t>Corroded tank grounding lug</w:t>
+          </w:tcPr>
+          <w:p>
+            <w:pPr>
+              <w:rPr>
+                <w:rFonts w:ascii="Calibri" w:hAnsi="Calibri" w:cs="Calibri"/>
+                <w:sz w:val="22"/>
+                <w:szCs w:val="22"/>
+              </w:rPr>
+            </w:pPr>
+            <w:r>
+              <w:rPr>
+                <w:rFonts w:ascii="Calibri" w:hAnsi="Calibri" w:cs="Calibri"/>
+                <w:sz w:val="22"/>
+                <w:szCs w:val="22"/>
+              </w:rPr>
+              <w:t>c</w:t>
+            </w:r>
+            <w:r>
+              <w:rPr>
+                <w:rFonts w:ascii="Calibri" w:hAnsi="Calibri" w:cs="Calibri"/>
+                <w:sz w:val="22"/>
+                <w:szCs w:val="22"/>
+              </w:rPr>
+              <w:t>orroded tank grounding lug</w:t>
             </w:r>
           </w:p>
         </w:tc>
@@ -1713,7 +1776,15 @@
                 <w:sz w:val="22"/>
                 <w:szCs w:val="22"/>
               </w:rPr>
-              <w:t>Tank 8383 grounding lug</w:t>
+              <w:t>t</w:t>
+            </w:r>
+            <w:r>
+              <w:rPr>
+                <w:rFonts w:ascii="Calibri" w:hAnsi="Calibri" w:cs="Calibri"/>
+                <w:sz w:val="22"/>
+                <w:szCs w:val="22"/>
+              </w:rPr>
+              <w:t>ank 8383 grounding lug</w:t>
             </w:r>
           </w:p>
         </w:tc>
@@ -1804,7 +1875,6 @@
               <w:bottom w:val="single" w:sz="18" w:space="0" w:color="auto"/>
               <w:right w:val="single" w:sz="6" w:space="0" w:color="auto"/>
             </w:tcBorders>
-            <w:shd w:val="clear" w:color="auto" w:fill="auto"/>
           </w:tcPr>
           <w:p>
             <w:pPr>
@@ -1821,7 +1891,15 @@
                 <w:szCs w:val="22"/>
               </w:rPr>
               <w:lastRenderedPageBreak/>
-              <w:t>Delamination of tank</w:t>
+              <w:t>d</w:t>
+            </w:r>
+            <w:r>
+              <w:rPr>
+                <w:rFonts w:ascii="Calibri" w:hAnsi="Calibri" w:cs="Calibri"/>
+                <w:sz w:val="22"/>
+                <w:szCs w:val="22"/>
+              </w:rPr>
+              <w:t>elamination of tank</w:t>
             </w:r>
           </w:p>
         </w:tc>
@@ -1849,7 +1927,15 @@
                 <w:sz w:val="22"/>
                 <w:szCs w:val="22"/>
               </w:rPr>
-              <w:t>Tank so and so delamination</w:t>
+              <w:t>t</w:t>
+            </w:r>
+            <w:r>
+              <w:rPr>
+                <w:rFonts w:ascii="Calibri" w:hAnsi="Calibri" w:cs="Calibri"/>
+                <w:sz w:val="22"/>
+                <w:szCs w:val="22"/>
+              </w:rPr>
+              <w:t>ank so and so delamination</w:t>
             </w:r>
           </w:p>
         </w:tc>
@@ -1955,7 +2041,15 @@
                 <w:sz w:val="22"/>
                 <w:szCs w:val="22"/>
               </w:rPr>
-              <w:t>Delamination of train B</w:t>
+              <w:t>d</w:t>
+            </w:r>
+            <w:r>
+              <w:rPr>
+                <w:rFonts w:ascii="Calibri" w:hAnsi="Calibri" w:cs="Calibri"/>
+                <w:sz w:val="22"/>
+                <w:szCs w:val="22"/>
+              </w:rPr>
+              <w:t>elamination of train B</w:t>
             </w:r>
           </w:p>
         </w:tc>
@@ -1983,7 +2077,15 @@
                 <w:sz w:val="22"/>
                 <w:szCs w:val="22"/>
               </w:rPr>
-              <w:t>Tank so and so train B delamination</w:t>
+              <w:t>t</w:t>
+            </w:r>
+            <w:r>
+              <w:rPr>
+                <w:rFonts w:ascii="Calibri" w:hAnsi="Calibri" w:cs="Calibri"/>
+                <w:sz w:val="22"/>
+                <w:szCs w:val="22"/>
+              </w:rPr>
+              <w:t>ank so and so train B delamination</w:t>
             </w:r>
           </w:p>
         </w:tc>
@@ -4090,7 +4192,7 @@
 </file>
 
 <file path=word/styles.xml><?xml version="1.0" encoding="utf-8"?>
-<w:styles xmlns:mc="http://schemas.openxmlformats.org/markup-compatibility/2006" xmlns:r="http://schemas.openxmlformats.org/officeDocument/2006/relationships" xmlns:w="http://schemas.openxmlformats.org/wordprocessingml/2006/main" xmlns:w14="http://schemas.microsoft.com/office/word/2010/wordml" xmlns:w15="http://schemas.microsoft.com/office/word/2012/wordml" xmlns:w16cex="http://schemas.microsoft.com/office/word/2018/wordml/cex" xmlns:w16cid="http://schemas.microsoft.com/office/word/2016/wordml/cid" xmlns:w16="http://schemas.microsoft.com/office/word/2018/wordml" xmlns:w16du="http://schemas.microsoft.com/office/word/2023/wordml/word16du" xmlns:w16sdtdh="http://schemas.microsoft.com/office/word/2020/wordml/sdtdatahash" xmlns:w16se="http://schemas.microsoft.com/office/word/2015/wordml/symex" mc:Ignorable="w14 w15 w16se w16cid w16 w16cex w16sdtdh w16du">
+<w:styles xmlns:mc="http://schemas.openxmlformats.org/markup-compatibility/2006" xmlns:r="http://schemas.openxmlformats.org/officeDocument/2006/relationships" xmlns:w="http://schemas.openxmlformats.org/wordprocessingml/2006/main" xmlns:w14="http://schemas.microsoft.com/office/word/2010/wordml" xmlns:w15="http://schemas.microsoft.com/office/word/2012/wordml" xmlns:w16cex="http://schemas.microsoft.com/office/word/2018/wordml/cex" xmlns:w16cid="http://schemas.microsoft.com/office/word/2016/wordml/cid" xmlns:w16="http://schemas.microsoft.com/office/word/2018/wordml" xmlns:w16du="http://schemas.microsoft.com/office/word/2023/wordml/word16du" xmlns:w16sdtdh="http://schemas.microsoft.com/office/word/2020/wordml/sdtdatahash" xmlns:w16sdtfl="http://schemas.microsoft.com/office/word/2024/wordml/sdtformatlock" xmlns:w16se="http://schemas.microsoft.com/office/word/2015/wordml/symex" mc:Ignorable="w14 w15 w16se w16cid w16 w16cex w16sdtdh w16sdtfl w16du">
   <w:docDefaults>
     <w:rPrDefault>
       <w:rPr>

--- a/Templates/Template Report Inputs Form.docx
+++ b/Templates/Template Report Inputs Form.docx
@@ -415,8 +415,17 @@
                 <w:sz w:val="22"/>
                 <w:szCs w:val="22"/>
               </w:rPr>
-              <w:t>Cell Phone #:</w:t>
-            </w:r>
+              <w:t xml:space="preserve">Cell </w:t>
+            </w:r>
+            <w:proofErr w:type="gramStart"/>
+            <w:r>
+              <w:rPr>
+                <w:sz w:val="22"/>
+                <w:szCs w:val="22"/>
+              </w:rPr>
+              <w:t>Phone #:</w:t>
+            </w:r>
+            <w:proofErr w:type="gramEnd"/>
             <w:r>
               <w:rPr>
                 <w:sz w:val="22"/>
@@ -1770,6 +1779,7 @@
                 <w:szCs w:val="22"/>
               </w:rPr>
             </w:pPr>
+            <w:proofErr w:type="gramStart"/>
             <w:r>
               <w:rPr>
                 <w:rFonts w:ascii="Calibri" w:hAnsi="Calibri" w:cs="Calibri"/>
@@ -1784,7 +1794,16 @@
                 <w:sz w:val="22"/>
                 <w:szCs w:val="22"/>
               </w:rPr>
-              <w:t>ank 8383 grounding lug</w:t>
+              <w:t>ank</w:t>
+            </w:r>
+            <w:proofErr w:type="gramEnd"/>
+            <w:r>
+              <w:rPr>
+                <w:rFonts w:ascii="Calibri" w:hAnsi="Calibri" w:cs="Calibri"/>
+                <w:sz w:val="22"/>
+                <w:szCs w:val="22"/>
+              </w:rPr>
+              <w:t xml:space="preserve"> 8383 grounding lug</w:t>
             </w:r>
           </w:p>
         </w:tc>
@@ -1921,6 +1940,7 @@
                 <w:szCs w:val="22"/>
               </w:rPr>
             </w:pPr>
+            <w:proofErr w:type="gramStart"/>
             <w:r>
               <w:rPr>
                 <w:rFonts w:ascii="Calibri" w:hAnsi="Calibri" w:cs="Calibri"/>
@@ -1935,7 +1955,16 @@
                 <w:sz w:val="22"/>
                 <w:szCs w:val="22"/>
               </w:rPr>
-              <w:t>ank so and so delamination</w:t>
+              <w:t>ank</w:t>
+            </w:r>
+            <w:proofErr w:type="gramEnd"/>
+            <w:r>
+              <w:rPr>
+                <w:rFonts w:ascii="Calibri" w:hAnsi="Calibri" w:cs="Calibri"/>
+                <w:sz w:val="22"/>
+                <w:szCs w:val="22"/>
+              </w:rPr>
+              <w:t xml:space="preserve"> so and so delamination</w:t>
             </w:r>
           </w:p>
         </w:tc>
@@ -2035,6 +2064,7 @@
                 <w:szCs w:val="22"/>
               </w:rPr>
             </w:pPr>
+            <w:proofErr w:type="gramStart"/>
             <w:r>
               <w:rPr>
                 <w:rFonts w:ascii="Calibri" w:hAnsi="Calibri" w:cs="Calibri"/>
@@ -2049,7 +2079,16 @@
                 <w:sz w:val="22"/>
                 <w:szCs w:val="22"/>
               </w:rPr>
-              <w:t>elamination of train B</w:t>
+              <w:t>elamination</w:t>
+            </w:r>
+            <w:proofErr w:type="gramEnd"/>
+            <w:r>
+              <w:rPr>
+                <w:rFonts w:ascii="Calibri" w:hAnsi="Calibri" w:cs="Calibri"/>
+                <w:sz w:val="22"/>
+                <w:szCs w:val="22"/>
+              </w:rPr>
+              <w:t xml:space="preserve"> of train B</w:t>
             </w:r>
           </w:p>
         </w:tc>
@@ -2071,6 +2110,7 @@
                 <w:szCs w:val="22"/>
               </w:rPr>
             </w:pPr>
+            <w:proofErr w:type="gramStart"/>
             <w:r>
               <w:rPr>
                 <w:rFonts w:ascii="Calibri" w:hAnsi="Calibri" w:cs="Calibri"/>
@@ -2085,7 +2125,16 @@
                 <w:sz w:val="22"/>
                 <w:szCs w:val="22"/>
               </w:rPr>
-              <w:t>ank so and so train B delamination</w:t>
+              <w:t>ank</w:t>
+            </w:r>
+            <w:proofErr w:type="gramEnd"/>
+            <w:r>
+              <w:rPr>
+                <w:rFonts w:ascii="Calibri" w:hAnsi="Calibri" w:cs="Calibri"/>
+                <w:sz w:val="22"/>
+                <w:szCs w:val="22"/>
+              </w:rPr>
+              <w:t xml:space="preserve"> so and so train B delamination</w:t>
             </w:r>
           </w:p>
         </w:tc>

--- a/Templates/Template Report Inputs Form.docx
+++ b/Templates/Template Report Inputs Form.docx
@@ -1519,7 +1519,7 @@
                 <w:noProof/>
               </w:rPr>
               <w:drawing>
-                <wp:inline distT="0" distB="0" distL="0" distR="0" wp14:anchorId="408131E1" wp14:editId="37636E2A">
+                <wp:inline distT="0" distB="0" distL="0" distR="0" wp14:anchorId="408131E1" wp14:editId="3E6D5375">
                   <wp:extent cx="3295650" cy="2466975"/>
                   <wp:effectExtent l="0" t="0" r="0" b="9525"/>
                   <wp:docPr id="646050106" name="Picture 1"/>
@@ -1779,7 +1779,6 @@
                 <w:szCs w:val="22"/>
               </w:rPr>
             </w:pPr>
-            <w:proofErr w:type="gramStart"/>
             <w:r>
               <w:rPr>
                 <w:rFonts w:ascii="Calibri" w:hAnsi="Calibri" w:cs="Calibri"/>
@@ -1794,16 +1793,7 @@
                 <w:sz w:val="22"/>
                 <w:szCs w:val="22"/>
               </w:rPr>
-              <w:t>ank</w:t>
-            </w:r>
-            <w:proofErr w:type="gramEnd"/>
-            <w:r>
-              <w:rPr>
-                <w:rFonts w:ascii="Calibri" w:hAnsi="Calibri" w:cs="Calibri"/>
-                <w:sz w:val="22"/>
-                <w:szCs w:val="22"/>
-              </w:rPr>
-              <w:t xml:space="preserve"> 8383 grounding lug</w:t>
+              <w:t>ank 8383 grounding lug</w:t>
             </w:r>
           </w:p>
         </w:tc>
@@ -1940,7 +1930,6 @@
                 <w:szCs w:val="22"/>
               </w:rPr>
             </w:pPr>
-            <w:proofErr w:type="gramStart"/>
             <w:r>
               <w:rPr>
                 <w:rFonts w:ascii="Calibri" w:hAnsi="Calibri" w:cs="Calibri"/>
@@ -1955,16 +1944,7 @@
                 <w:sz w:val="22"/>
                 <w:szCs w:val="22"/>
               </w:rPr>
-              <w:t>ank</w:t>
-            </w:r>
-            <w:proofErr w:type="gramEnd"/>
-            <w:r>
-              <w:rPr>
-                <w:rFonts w:ascii="Calibri" w:hAnsi="Calibri" w:cs="Calibri"/>
-                <w:sz w:val="22"/>
-                <w:szCs w:val="22"/>
-              </w:rPr>
-              <w:t xml:space="preserve"> so and so delamination</w:t>
+              <w:t>ank so and so delamination</w:t>
             </w:r>
           </w:p>
         </w:tc>
